--- a/CLDV6211 st10449316 part 2(1).docx
+++ b/CLDV6211 st10449316 part 2(1).docx
@@ -1034,11 +1034,6 @@
       </w:r>
     </w:p>
     <w:p>
-      <w:pPr>
-        <w:rPr>
-          <w:lang w:val="en-US"/>
-        </w:rPr>
-      </w:pPr>
       <w:r>
         <w:t xml:space="preserve">One way to handle </w:t>
       </w:r>
@@ -1078,12 +1073,10 @@
         <w:t>?</w:t>
       </w:r>
       <w:r>
-        <w:t xml:space="preserve"> </w:t>
-      </w:r>
-      <w:r>
-        <w:t>A more seamless balance between dependability and the speed of obtaining results</w:t>
-      </w:r>
-    </w:p>
+        <w:t xml:space="preserve"> A more seamless balance between dependability and the speed of obtaining results</w:t>
+      </w:r>
+    </w:p>
+    <w:p/>
     <w:p>
       <w:pPr>
         <w:rPr>
@@ -1100,7 +1093,190 @@
     </w:p>
     <w:p>
       <w:pPr>
-        <w:jc w:val="center"/>
+        <w:rPr>
+          <w:lang w:val="en-US"/>
+        </w:rPr>
+      </w:pPr>
+      <w:r>
+        <w:rPr>
+          <w:noProof/>
+          <w:lang w:val="en-US"/>
+        </w:rPr>
+        <w:lastRenderedPageBreak/>
+        <w:drawing>
+          <wp:inline distT="0" distB="0" distL="0" distR="0" wp14:anchorId="0EC06732" wp14:editId="31B26151">
+            <wp:extent cx="5731510" cy="2567305"/>
+            <wp:effectExtent l="0" t="0" r="2540" b="4445"/>
+            <wp:docPr id="1864243581" name="Picture 4" descr="A screenshot of a computer&#10;&#10;Description automatically generated"/>
+            <wp:cNvGraphicFramePr>
+              <a:graphicFrameLocks xmlns:a="http://schemas.openxmlformats.org/drawingml/2006/main" noChangeAspect="1"/>
+            </wp:cNvGraphicFramePr>
+            <a:graphic xmlns:a="http://schemas.openxmlformats.org/drawingml/2006/main">
+              <a:graphicData uri="http://schemas.openxmlformats.org/drawingml/2006/picture">
+                <pic:pic xmlns:pic="http://schemas.openxmlformats.org/drawingml/2006/picture">
+                  <pic:nvPicPr>
+                    <pic:cNvPr id="1864243581" name="Picture 4" descr="A screenshot of a computer&#10;&#10;Description automatically generated"/>
+                    <pic:cNvPicPr/>
+                  </pic:nvPicPr>
+                  <pic:blipFill>
+                    <a:blip r:embed="rId5" cstate="print">
+                      <a:extLst>
+                        <a:ext uri="{28A0092B-C50C-407E-A947-70E740481C1C}">
+                          <a14:useLocalDpi xmlns:a14="http://schemas.microsoft.com/office/drawing/2010/main" val="0"/>
+                        </a:ext>
+                      </a:extLst>
+                    </a:blip>
+                    <a:stretch>
+                      <a:fillRect/>
+                    </a:stretch>
+                  </pic:blipFill>
+                  <pic:spPr>
+                    <a:xfrm>
+                      <a:off x="0" y="0"/>
+                      <a:ext cx="5731510" cy="2567305"/>
+                    </a:xfrm>
+                    <a:prstGeom prst="rect">
+                      <a:avLst/>
+                    </a:prstGeom>
+                  </pic:spPr>
+                </pic:pic>
+              </a:graphicData>
+            </a:graphic>
+          </wp:inline>
+        </w:drawing>
+      </w:r>
+    </w:p>
+    <w:p>
+      <w:pPr>
+        <w:rPr>
+          <w:lang w:val="en-US"/>
+        </w:rPr>
+      </w:pPr>
+    </w:p>
+    <w:p>
+      <w:pPr>
+        <w:rPr>
+          <w:lang w:val="en-US"/>
+        </w:rPr>
+      </w:pPr>
+    </w:p>
+    <w:p>
+      <w:pPr>
+        <w:rPr>
+          <w:lang w:val="en-US"/>
+        </w:rPr>
+      </w:pPr>
+      <w:r>
+        <w:rPr>
+          <w:noProof/>
+          <w:lang w:val="en-US"/>
+        </w:rPr>
+        <w:drawing>
+          <wp:inline distT="0" distB="0" distL="0" distR="0" wp14:anchorId="4856F842" wp14:editId="3B4719B7">
+            <wp:extent cx="5731510" cy="3034030"/>
+            <wp:effectExtent l="0" t="0" r="2540" b="0"/>
+            <wp:docPr id="1274911694" name="Picture 5"/>
+            <wp:cNvGraphicFramePr>
+              <a:graphicFrameLocks xmlns:a="http://schemas.openxmlformats.org/drawingml/2006/main" noChangeAspect="1"/>
+            </wp:cNvGraphicFramePr>
+            <a:graphic xmlns:a="http://schemas.openxmlformats.org/drawingml/2006/main">
+              <a:graphicData uri="http://schemas.openxmlformats.org/drawingml/2006/picture">
+                <pic:pic xmlns:pic="http://schemas.openxmlformats.org/drawingml/2006/picture">
+                  <pic:nvPicPr>
+                    <pic:cNvPr id="1274911694" name="Picture 1274911694"/>
+                    <pic:cNvPicPr/>
+                  </pic:nvPicPr>
+                  <pic:blipFill>
+                    <a:blip r:embed="rId6" cstate="print">
+                      <a:extLst>
+                        <a:ext uri="{28A0092B-C50C-407E-A947-70E740481C1C}">
+                          <a14:useLocalDpi xmlns:a14="http://schemas.microsoft.com/office/drawing/2010/main" val="0"/>
+                        </a:ext>
+                      </a:extLst>
+                    </a:blip>
+                    <a:stretch>
+                      <a:fillRect/>
+                    </a:stretch>
+                  </pic:blipFill>
+                  <pic:spPr>
+                    <a:xfrm>
+                      <a:off x="0" y="0"/>
+                      <a:ext cx="5731510" cy="3034030"/>
+                    </a:xfrm>
+                    <a:prstGeom prst="rect">
+                      <a:avLst/>
+                    </a:prstGeom>
+                  </pic:spPr>
+                </pic:pic>
+              </a:graphicData>
+            </a:graphic>
+          </wp:inline>
+        </w:drawing>
+      </w:r>
+    </w:p>
+    <w:p>
+      <w:pPr>
+        <w:rPr>
+          <w:lang w:val="en-US"/>
+        </w:rPr>
+      </w:pPr>
+    </w:p>
+    <w:p>
+      <w:pPr>
+        <w:rPr>
+          <w:lang w:val="en-US"/>
+        </w:rPr>
+      </w:pPr>
+      <w:r>
+        <w:rPr>
+          <w:noProof/>
+          <w:lang w:val="en-US"/>
+        </w:rPr>
+        <w:drawing>
+          <wp:inline distT="0" distB="0" distL="0" distR="0" wp14:anchorId="1415A698" wp14:editId="5579F93F">
+            <wp:extent cx="5731510" cy="1784350"/>
+            <wp:effectExtent l="0" t="0" r="2540" b="6350"/>
+            <wp:docPr id="1695399130" name="Picture 3" descr="A screen shot of a computer program&#10;&#10;Description automatically generated"/>
+            <wp:cNvGraphicFramePr>
+              <a:graphicFrameLocks xmlns:a="http://schemas.openxmlformats.org/drawingml/2006/main" noChangeAspect="1"/>
+            </wp:cNvGraphicFramePr>
+            <a:graphic xmlns:a="http://schemas.openxmlformats.org/drawingml/2006/main">
+              <a:graphicData uri="http://schemas.openxmlformats.org/drawingml/2006/picture">
+                <pic:pic xmlns:pic="http://schemas.openxmlformats.org/drawingml/2006/picture">
+                  <pic:nvPicPr>
+                    <pic:cNvPr id="1695399130" name="Picture 3" descr="A screen shot of a computer program&#10;&#10;Description automatically generated"/>
+                    <pic:cNvPicPr/>
+                  </pic:nvPicPr>
+                  <pic:blipFill>
+                    <a:blip r:embed="rId7" cstate="print">
+                      <a:extLst>
+                        <a:ext uri="{28A0092B-C50C-407E-A947-70E740481C1C}">
+                          <a14:useLocalDpi xmlns:a14="http://schemas.microsoft.com/office/drawing/2010/main" val="0"/>
+                        </a:ext>
+                      </a:extLst>
+                    </a:blip>
+                    <a:stretch>
+                      <a:fillRect/>
+                    </a:stretch>
+                  </pic:blipFill>
+                  <pic:spPr>
+                    <a:xfrm>
+                      <a:off x="0" y="0"/>
+                      <a:ext cx="5731510" cy="1784350"/>
+                    </a:xfrm>
+                    <a:prstGeom prst="rect">
+                      <a:avLst/>
+                    </a:prstGeom>
+                  </pic:spPr>
+                </pic:pic>
+              </a:graphicData>
+            </a:graphic>
+          </wp:inline>
+        </w:drawing>
+      </w:r>
+    </w:p>
+    <w:p>
+      <w:pPr>
         <w:rPr>
           <w:sz w:val="32"/>
           <w:szCs w:val="32"/>
@@ -1127,33 +1303,12 @@
           <w:lang w:val="en-US"/>
         </w:rPr>
       </w:pPr>
-    </w:p>
-    <w:p>
-      <w:pPr>
-        <w:jc w:val="center"/>
+      <w:r>
         <w:rPr>
           <w:sz w:val="32"/>
           <w:szCs w:val="32"/>
           <w:lang w:val="en-US"/>
         </w:rPr>
-      </w:pPr>
-    </w:p>
-    <w:p>
-      <w:pPr>
-        <w:jc w:val="center"/>
-        <w:rPr>
-          <w:sz w:val="32"/>
-          <w:szCs w:val="32"/>
-          <w:lang w:val="en-US"/>
-        </w:rPr>
-      </w:pPr>
-      <w:r>
-        <w:rPr>
-          <w:sz w:val="32"/>
-          <w:szCs w:val="32"/>
-          <w:lang w:val="en-US"/>
-        </w:rPr>
-        <w:lastRenderedPageBreak/>
         <w:t xml:space="preserve">Referencing </w:t>
       </w:r>
     </w:p>
@@ -1196,7 +1351,7 @@
       <w:r>
         <w:t xml:space="preserve"> Retrieved from </w:t>
       </w:r>
-      <w:hyperlink r:id="rId5" w:tgtFrame="_blank" w:history="1">
+      <w:hyperlink r:id="rId8" w:tgtFrame="_blank" w:history="1">
         <w:r>
           <w:rPr>
             <w:rStyle w:val="Hyperlink"/>
